--- a/fuentes/CF1_33130158_DU.docx
+++ b/fuentes/CF1_33130158_DU.docx
@@ -4530,10 +4530,16 @@
           <w:noProof/>
         </w:rPr>
         <w:drawing>
-          <wp:inline distT="0" distB="0" distL="0" distR="0" wp14:anchorId="15D5C588" wp14:editId="3C0056A3">
+          <wp:inline distT="0" distB="0" distL="0" distR="0" wp14:anchorId="15D5C588" wp14:editId="7555E8B0">
             <wp:extent cx="4866198" cy="2737114"/>
             <wp:effectExtent l="0" t="0" r="0" b="6350"/>
-            <wp:docPr id="8" name="Imagen 8"/>
+            <wp:docPr id="8" name="Imagen 8">
+              <a:extLst xmlns:a="http://schemas.openxmlformats.org/drawingml/2006/main">
+                <a:ext uri="{C183D7F6-B498-43B3-948B-1728B52AA6E4}">
+                  <adec:decorative xmlns:adec="http://schemas.microsoft.com/office/drawing/2017/decorative" val="1"/>
+                </a:ext>
+              </a:extLst>
+            </wp:docPr>
             <wp:cNvGraphicFramePr>
               <a:graphicFrameLocks xmlns:a="http://schemas.openxmlformats.org/drawingml/2006/main" noChangeAspect="1"/>
             </wp:cNvGraphicFramePr>
@@ -4541,7 +4547,13 @@
               <a:graphicData uri="http://schemas.openxmlformats.org/drawingml/2006/picture">
                 <pic:pic xmlns:pic="http://schemas.openxmlformats.org/drawingml/2006/picture">
                   <pic:nvPicPr>
-                    <pic:cNvPr id="8" name="Imagen 8"/>
+                    <pic:cNvPr id="8" name="Imagen 8">
+                      <a:extLst>
+                        <a:ext uri="{C183D7F6-B498-43B3-948B-1728B52AA6E4}">
+                          <adec:decorative xmlns:adec="http://schemas.microsoft.com/office/drawing/2017/decorative" val="1"/>
+                        </a:ext>
+                      </a:extLst>
+                    </pic:cNvPr>
                     <pic:cNvPicPr/>
                   </pic:nvPicPr>
                   <pic:blipFill>
@@ -4628,7 +4640,6 @@
           </w:tcPr>
           <w:p>
             <w:pPr>
-              <w:jc w:val="center"/>
               <w:rPr>
                 <w:b/>
               </w:rPr>
@@ -4638,7 +4649,13 @@
                 <w:b/>
               </w:rPr>
               <w:lastRenderedPageBreak/>
-              <w:t xml:space="preserve">Síntesis del video: </w:t>
+              <w:t xml:space="preserve">Transcripción del video: </w:t>
+            </w:r>
+            <w:r>
+              <w:rPr>
+                <w:b/>
+              </w:rPr>
+              <w:t xml:space="preserve"> </w:t>
             </w:r>
             <w:r>
               <w:t>Fundamentos y lineamientos para la atención integral en salud de las violencias sexuales</w:t>
@@ -4895,7 +4912,21 @@
         <w:rPr>
           <w:lang w:eastAsia="es-CO"/>
         </w:rPr>
-        <w:t>Las violencias sexuales constituyen una grave vulneración de los derechos humanos y un problema de salud pública de alta relevancia, debido a su magnitud, persistencia y a las profundas afectaciones que generan en la vida, la salud y la dignidad de las personas que las experimentan. Estas violencias no se explican como hechos aislados, sino como expresiones de relaciones desiguales de poder, construidas histórica y culturalmente, que permiten el control, la dominación y la instrumentalización del cuerpo y la sexualidad de otras personas.</w:t>
+        <w:t xml:space="preserve">Las violencias sexuales constituyen una grave vulneración de los derechos humanos y un problema de salud pública de alta relevancia, debido a su magnitud, persistencia y a las profundas afectaciones que generan en la vida, la salud y la dignidad de las personas que las experimentan. Estas violencias no se explican </w:t>
+      </w:r>
+      <w:proofErr w:type="spellStart"/>
+      <w:r>
+        <w:rPr>
+          <w:lang w:eastAsia="es-CO"/>
+        </w:rPr>
+        <w:t>como</w:t>
+      </w:r>
+      <w:proofErr w:type="spellEnd"/>
+      <w:r>
+        <w:rPr>
+          <w:lang w:eastAsia="es-CO"/>
+        </w:rPr>
+        <w:t xml:space="preserve"> hechos aislados, sino como expresiones de relaciones desiguales de poder, construidas histórica y culturalmente, que permiten el control, la dominación y la instrumentalización del cuerpo y la sexualidad de otras personas.</w:t>
       </w:r>
     </w:p>
     <w:p>
@@ -6321,8 +6352,10 @@
         <w:t>Las violencias sexuales se manifiestan a través de múltiples tipologías, las cuales presentan características particulares en función del contexto, la relación entre la víctima y el agresor, y las condiciones sociales en las que ocurren. Reconocer estas tipologías es fundamental para orientar una atención integral, diferenciada y adecuada desde el sector salud.</w:t>
       </w:r>
     </w:p>
-    <w:p>
-      <w:r>
+    <w:p/>
+    <w:p>
+      <w:r>
+        <w:lastRenderedPageBreak/>
         <w:t>Entre las principales tipologías de violencia sexual se encuentran:</w:t>
       </w:r>
     </w:p>
@@ -6339,7 +6372,6 @@
           <w:b/>
           <w:bCs/>
         </w:rPr>
-        <w:lastRenderedPageBreak/>
         <w:t>Abuso sexual:</w:t>
       </w:r>
       <w:r>
@@ -6454,6 +6486,7 @@
           <w:b/>
           <w:bCs/>
         </w:rPr>
+        <w:lastRenderedPageBreak/>
         <w:t>Violencia sexual en conflicto armado:</w:t>
       </w:r>
       <w:r>
@@ -6473,7 +6506,6 @@
           <w:b/>
           <w:bCs/>
         </w:rPr>
-        <w:lastRenderedPageBreak/>
         <w:t>Violencia contra diversidad de género:</w:t>
       </w:r>
       <w:r>
@@ -14639,13 +14671,6 @@
     <w:p>
       <w:pPr>
         <w:rPr>
-          <w:lang w:eastAsia="es-CO"/>
-        </w:rPr>
-      </w:pPr>
-    </w:p>
-    <w:p>
-      <w:pPr>
-        <w:rPr>
           <w:b/>
           <w:bCs/>
           <w:lang w:eastAsia="es-CO"/>
@@ -18194,13 +18219,12 @@
       <w:r>
         <w:rPr>
           <w:noProof/>
-          <w:lang w:eastAsia="es-CO"/>
         </w:rPr>
         <w:drawing>
-          <wp:inline distT="0" distB="0" distL="0" distR="0" wp14:anchorId="2A40358E" wp14:editId="24847317">
-            <wp:extent cx="5648325" cy="3774016"/>
+          <wp:inline distT="0" distB="0" distL="0" distR="0" wp14:anchorId="407603FF" wp14:editId="2343A677">
+            <wp:extent cx="5867400" cy="3988988"/>
             <wp:effectExtent l="0" t="0" r="0" b="0"/>
-            <wp:docPr id="7" name="Imagen 7"/>
+            <wp:docPr id="5" name="Imagen 5" descr="Imagen de un mapa conceptual que resume la síntesis del componente formativo “ Fundamentos y lineamientos para la atención integral en salud de las violencias sexuales”. Presenta tres ejes temáticos principales: el reconocimiento de las violencias sexuales como problema de salud pública, que incluye su conceptualización y caracterización epidemiológica; el marco normativo y los enfoques que orientan la atención integral; y la articulación intersectorial con los actores del proceso de atención en Colombia. "/>
             <wp:cNvGraphicFramePr>
               <a:graphicFrameLocks xmlns:a="http://schemas.openxmlformats.org/drawingml/2006/main" noChangeAspect="1"/>
             </wp:cNvGraphicFramePr>
@@ -18208,7 +18232,7 @@
               <a:graphicData uri="http://schemas.openxmlformats.org/drawingml/2006/picture">
                 <pic:pic xmlns:pic="http://schemas.openxmlformats.org/drawingml/2006/picture">
                   <pic:nvPicPr>
-                    <pic:cNvPr id="7" name="Imagen 7"/>
+                    <pic:cNvPr id="5" name="Imagen 5" descr="Imagen de un mapa conceptual que resume la síntesis del componente formativo “ Fundamentos y lineamientos para la atención integral en salud de las violencias sexuales”. Presenta tres ejes temáticos principales: el reconocimiento de las violencias sexuales como problema de salud pública, que incluye su conceptualización y caracterización epidemiológica; el marco normativo y los enfoques que orientan la atención integral; y la articulación intersectorial con los actores del proceso de atención en Colombia. "/>
                     <pic:cNvPicPr>
                       <a:picLocks noChangeAspect="1" noChangeArrowheads="1"/>
                     </pic:cNvPicPr>
@@ -18229,7 +18253,7 @@
                   <pic:spPr bwMode="auto">
                     <a:xfrm>
                       <a:off x="0" y="0"/>
-                      <a:ext cx="5655770" cy="3778990"/>
+                      <a:ext cx="5873146" cy="3992895"/>
                     </a:xfrm>
                     <a:prstGeom prst="rect">
                       <a:avLst/>
@@ -18241,6 +18265,18 @@
             </a:graphic>
           </wp:inline>
         </w:drawing>
+      </w:r>
+      <w:r>
+        <w:fldChar w:fldCharType="begin"/>
+      </w:r>
+      <w:r>
+        <w:instrText xml:space="preserve"> INCLUDEPICTURE "https://ecored-tolima.github.io/33130158_CF1_ATENCION_INTEGRAL_SALUD_VICTIMAS_SEXUALES/img/sintesis.e3076486.svg" \* MERGEFORMATINET </w:instrText>
+      </w:r>
+      <w:r>
+        <w:fldChar w:fldCharType="separate"/>
+      </w:r>
+      <w:r>
+        <w:fldChar w:fldCharType="end"/>
       </w:r>
     </w:p>
     <w:p>
@@ -37503,13 +37539,13 @@
 </file>
 
 <file path=customXml/itemProps2.xml><?xml version="1.0" encoding="utf-8"?>
-<ds:datastoreItem xmlns:ds="http://schemas.openxmlformats.org/officeDocument/2006/customXml" ds:itemID="{F7A7B39A-2F8A-4BE3-8A51-1A0E654B591D}"/>
+<ds:datastoreItem xmlns:ds="http://schemas.openxmlformats.org/officeDocument/2006/customXml" ds:itemID="{BAF52F18-A6AA-4EB8-A5FE-917DB379E4A7}"/>
 </file>
 
 <file path=customXml/itemProps3.xml><?xml version="1.0" encoding="utf-8"?>
-<ds:datastoreItem xmlns:ds="http://schemas.openxmlformats.org/officeDocument/2006/customXml" ds:itemID="{58FD76F9-A964-4D84-B713-0A5757253C77}"/>
+<ds:datastoreItem xmlns:ds="http://schemas.openxmlformats.org/officeDocument/2006/customXml" ds:itemID="{850AC2B0-D5BB-425A-A784-41E46E966A3D}"/>
 </file>
 
 <file path=customXml/itemProps4.xml><?xml version="1.0" encoding="utf-8"?>
-<ds:datastoreItem xmlns:ds="http://schemas.openxmlformats.org/officeDocument/2006/customXml" ds:itemID="{254A5D25-6F9D-47D2-8714-46EC7C46334C}"/>
+<ds:datastoreItem xmlns:ds="http://schemas.openxmlformats.org/officeDocument/2006/customXml" ds:itemID="{0A763735-4E38-4D63-99EF-4CD3D685098F}"/>
 </file>
--- a/fuentes/CF1_33130158_DU.docx
+++ b/fuentes/CF1_33130158_DU.docx
@@ -532,7 +532,7 @@
         </w:rPr>
         <w:fldChar w:fldCharType="separate"/>
       </w:r>
-      <w:hyperlink w:anchor="_Toc225261859" w:history="1">
+      <w:hyperlink w:anchor="_Toc225446377" w:history="1">
         <w:r>
           <w:rPr>
             <w:rStyle w:val="Hipervnculo"/>
@@ -559,7 +559,7 @@
             <w:noProof/>
             <w:webHidden/>
           </w:rPr>
-          <w:instrText xml:space="preserve"> PAGEREF _Toc225261859 \h </w:instrText>
+          <w:instrText xml:space="preserve"> PAGEREF _Toc225446377 \h </w:instrText>
         </w:r>
         <w:r>
           <w:rPr>
@@ -605,7 +605,7 @@
           <w:lang w:eastAsia="es-CO"/>
         </w:rPr>
       </w:pPr>
-      <w:hyperlink w:anchor="_Toc225261860" w:history="1">
+      <w:hyperlink w:anchor="_Toc225446378" w:history="1">
         <w:r>
           <w:rPr>
             <w:rStyle w:val="Hipervnculo"/>
@@ -649,7 +649,7 @@
             <w:noProof/>
             <w:webHidden/>
           </w:rPr>
-          <w:instrText xml:space="preserve"> PAGEREF _Toc225261860 \h </w:instrText>
+          <w:instrText xml:space="preserve"> PAGEREF _Toc225446378 \h </w:instrText>
         </w:r>
         <w:r>
           <w:rPr>
@@ -695,7 +695,7 @@
           <w:lang w:eastAsia="es-CO"/>
         </w:rPr>
       </w:pPr>
-      <w:hyperlink w:anchor="_Toc225261861" w:history="1">
+      <w:hyperlink w:anchor="_Toc225446379" w:history="1">
         <w:r>
           <w:rPr>
             <w:rStyle w:val="Hipervnculo"/>
@@ -739,7 +739,7 @@
             <w:noProof/>
             <w:webHidden/>
           </w:rPr>
-          <w:instrText xml:space="preserve"> PAGEREF _Toc225261861 \h </w:instrText>
+          <w:instrText xml:space="preserve"> PAGEREF _Toc225446379 \h </w:instrText>
         </w:r>
         <w:r>
           <w:rPr>
@@ -785,7 +785,7 @@
           <w:lang w:eastAsia="es-CO"/>
         </w:rPr>
       </w:pPr>
-      <w:hyperlink w:anchor="_Toc225261862" w:history="1">
+      <w:hyperlink w:anchor="_Toc225446380" w:history="1">
         <w:r>
           <w:rPr>
             <w:rStyle w:val="Hipervnculo"/>
@@ -829,7 +829,7 @@
             <w:noProof/>
             <w:webHidden/>
           </w:rPr>
-          <w:instrText xml:space="preserve"> PAGEREF _Toc225261862 \h </w:instrText>
+          <w:instrText xml:space="preserve"> PAGEREF _Toc225446380 \h </w:instrText>
         </w:r>
         <w:r>
           <w:rPr>
@@ -875,7 +875,7 @@
           <w:lang w:eastAsia="es-CO"/>
         </w:rPr>
       </w:pPr>
-      <w:hyperlink w:anchor="_Toc225261863" w:history="1">
+      <w:hyperlink w:anchor="_Toc225446381" w:history="1">
         <w:r>
           <w:rPr>
             <w:rStyle w:val="Hipervnculo"/>
@@ -919,7 +919,7 @@
             <w:noProof/>
             <w:webHidden/>
           </w:rPr>
-          <w:instrText xml:space="preserve"> PAGEREF _Toc225261863 \h </w:instrText>
+          <w:instrText xml:space="preserve"> PAGEREF _Toc225446381 \h </w:instrText>
         </w:r>
         <w:r>
           <w:rPr>
@@ -965,7 +965,7 @@
           <w:lang w:eastAsia="es-CO"/>
         </w:rPr>
       </w:pPr>
-      <w:hyperlink w:anchor="_Toc225261864" w:history="1">
+      <w:hyperlink w:anchor="_Toc225446382" w:history="1">
         <w:r>
           <w:rPr>
             <w:rStyle w:val="Hipervnculo"/>
@@ -1009,7 +1009,7 @@
             <w:noProof/>
             <w:webHidden/>
           </w:rPr>
-          <w:instrText xml:space="preserve"> PAGEREF _Toc225261864 \h </w:instrText>
+          <w:instrText xml:space="preserve"> PAGEREF _Toc225446382 \h </w:instrText>
         </w:r>
         <w:r>
           <w:rPr>
@@ -1055,7 +1055,7 @@
           <w:lang w:eastAsia="es-CO"/>
         </w:rPr>
       </w:pPr>
-      <w:hyperlink w:anchor="_Toc225261866" w:history="1">
+      <w:hyperlink w:anchor="_Toc225446384" w:history="1">
         <w:r>
           <w:rPr>
             <w:rStyle w:val="Hipervnculo"/>
@@ -1099,7 +1099,7 @@
             <w:noProof/>
             <w:webHidden/>
           </w:rPr>
-          <w:instrText xml:space="preserve"> PAGEREF _Toc225261866 \h </w:instrText>
+          <w:instrText xml:space="preserve"> PAGEREF _Toc225446384 \h </w:instrText>
         </w:r>
         <w:r>
           <w:rPr>
@@ -1145,7 +1145,7 @@
           <w:lang w:eastAsia="es-CO"/>
         </w:rPr>
       </w:pPr>
-      <w:hyperlink w:anchor="_Toc225261867" w:history="1">
+      <w:hyperlink w:anchor="_Toc225446385" w:history="1">
         <w:r>
           <w:rPr>
             <w:rStyle w:val="Hipervnculo"/>
@@ -1189,7 +1189,7 @@
             <w:noProof/>
             <w:webHidden/>
           </w:rPr>
-          <w:instrText xml:space="preserve"> PAGEREF _Toc225261867 \h </w:instrText>
+          <w:instrText xml:space="preserve"> PAGEREF _Toc225446385 \h </w:instrText>
         </w:r>
         <w:r>
           <w:rPr>
@@ -1235,7 +1235,7 @@
           <w:lang w:eastAsia="es-CO"/>
         </w:rPr>
       </w:pPr>
-      <w:hyperlink w:anchor="_Toc225261868" w:history="1">
+      <w:hyperlink w:anchor="_Toc225446386" w:history="1">
         <w:r>
           <w:rPr>
             <w:rStyle w:val="Hipervnculo"/>
@@ -1279,7 +1279,7 @@
             <w:noProof/>
             <w:webHidden/>
           </w:rPr>
-          <w:instrText xml:space="preserve"> PAGEREF _Toc225261868 \h </w:instrText>
+          <w:instrText xml:space="preserve"> PAGEREF _Toc225446386 \h </w:instrText>
         </w:r>
         <w:r>
           <w:rPr>
@@ -1325,7 +1325,7 @@
           <w:lang w:eastAsia="es-CO"/>
         </w:rPr>
       </w:pPr>
-      <w:hyperlink w:anchor="_Toc225261869" w:history="1">
+      <w:hyperlink w:anchor="_Toc225446387" w:history="1">
         <w:r>
           <w:rPr>
             <w:rStyle w:val="Hipervnculo"/>
@@ -1369,7 +1369,7 @@
             <w:noProof/>
             <w:webHidden/>
           </w:rPr>
-          <w:instrText xml:space="preserve"> PAGEREF _Toc225261869 \h </w:instrText>
+          <w:instrText xml:space="preserve"> PAGEREF _Toc225446387 \h </w:instrText>
         </w:r>
         <w:r>
           <w:rPr>
@@ -1415,7 +1415,7 @@
           <w:lang w:eastAsia="es-CO"/>
         </w:rPr>
       </w:pPr>
-      <w:hyperlink w:anchor="_Toc225261871" w:history="1">
+      <w:hyperlink w:anchor="_Toc225446389" w:history="1">
         <w:r>
           <w:rPr>
             <w:rStyle w:val="Hipervnculo"/>
@@ -1459,7 +1459,7 @@
             <w:noProof/>
             <w:webHidden/>
           </w:rPr>
-          <w:instrText xml:space="preserve"> PAGEREF _Toc225261871 \h </w:instrText>
+          <w:instrText xml:space="preserve"> PAGEREF _Toc225446389 \h </w:instrText>
         </w:r>
         <w:r>
           <w:rPr>
@@ -1505,7 +1505,7 @@
           <w:lang w:eastAsia="es-CO"/>
         </w:rPr>
       </w:pPr>
-      <w:hyperlink w:anchor="_Toc225261872" w:history="1">
+      <w:hyperlink w:anchor="_Toc225446390" w:history="1">
         <w:r>
           <w:rPr>
             <w:rStyle w:val="Hipervnculo"/>
@@ -1549,7 +1549,7 @@
             <w:noProof/>
             <w:webHidden/>
           </w:rPr>
-          <w:instrText xml:space="preserve"> PAGEREF _Toc225261872 \h </w:instrText>
+          <w:instrText xml:space="preserve"> PAGEREF _Toc225446390 \h </w:instrText>
         </w:r>
         <w:r>
           <w:rPr>
@@ -1595,7 +1595,7 @@
           <w:lang w:eastAsia="es-CO"/>
         </w:rPr>
       </w:pPr>
-      <w:hyperlink w:anchor="_Toc225261873" w:history="1">
+      <w:hyperlink w:anchor="_Toc225446391" w:history="1">
         <w:r>
           <w:rPr>
             <w:rStyle w:val="Hipervnculo"/>
@@ -1639,7 +1639,7 @@
             <w:noProof/>
             <w:webHidden/>
           </w:rPr>
-          <w:instrText xml:space="preserve"> PAGEREF _Toc225261873 \h </w:instrText>
+          <w:instrText xml:space="preserve"> PAGEREF _Toc225446391 \h </w:instrText>
         </w:r>
         <w:r>
           <w:rPr>
@@ -1685,7 +1685,7 @@
           <w:lang w:eastAsia="es-CO"/>
         </w:rPr>
       </w:pPr>
-      <w:hyperlink w:anchor="_Toc225261874" w:history="1">
+      <w:hyperlink w:anchor="_Toc225446392" w:history="1">
         <w:r>
           <w:rPr>
             <w:rStyle w:val="Hipervnculo"/>
@@ -1729,7 +1729,7 @@
             <w:noProof/>
             <w:webHidden/>
           </w:rPr>
-          <w:instrText xml:space="preserve"> PAGEREF _Toc225261874 \h </w:instrText>
+          <w:instrText xml:space="preserve"> PAGEREF _Toc225446392 \h </w:instrText>
         </w:r>
         <w:r>
           <w:rPr>
@@ -1775,7 +1775,7 @@
           <w:lang w:eastAsia="es-CO"/>
         </w:rPr>
       </w:pPr>
-      <w:hyperlink w:anchor="_Toc225261875" w:history="1">
+      <w:hyperlink w:anchor="_Toc225446393" w:history="1">
         <w:r>
           <w:rPr>
             <w:rStyle w:val="Hipervnculo"/>
@@ -1819,7 +1819,7 @@
             <w:noProof/>
             <w:webHidden/>
           </w:rPr>
-          <w:instrText xml:space="preserve"> PAGEREF _Toc225261875 \h </w:instrText>
+          <w:instrText xml:space="preserve"> PAGEREF _Toc225446393 \h </w:instrText>
         </w:r>
         <w:r>
           <w:rPr>
@@ -1865,7 +1865,7 @@
           <w:lang w:eastAsia="es-CO"/>
         </w:rPr>
       </w:pPr>
-      <w:hyperlink w:anchor="_Toc225261876" w:history="1">
+      <w:hyperlink w:anchor="_Toc225446394" w:history="1">
         <w:r>
           <w:rPr>
             <w:rStyle w:val="Hipervnculo"/>
@@ -1909,7 +1909,7 @@
             <w:noProof/>
             <w:webHidden/>
           </w:rPr>
-          <w:instrText xml:space="preserve"> PAGEREF _Toc225261876 \h </w:instrText>
+          <w:instrText xml:space="preserve"> PAGEREF _Toc225446394 \h </w:instrText>
         </w:r>
         <w:r>
           <w:rPr>
@@ -1955,7 +1955,7 @@
           <w:lang w:eastAsia="es-CO"/>
         </w:rPr>
       </w:pPr>
-      <w:hyperlink w:anchor="_Toc225261877" w:history="1">
+      <w:hyperlink w:anchor="_Toc225446395" w:history="1">
         <w:r>
           <w:rPr>
             <w:rStyle w:val="Hipervnculo"/>
@@ -1999,7 +1999,7 @@
             <w:noProof/>
             <w:webHidden/>
           </w:rPr>
-          <w:instrText xml:space="preserve"> PAGEREF _Toc225261877 \h </w:instrText>
+          <w:instrText xml:space="preserve"> PAGEREF _Toc225446395 \h </w:instrText>
         </w:r>
         <w:r>
           <w:rPr>
@@ -2045,7 +2045,7 @@
           <w:lang w:eastAsia="es-CO"/>
         </w:rPr>
       </w:pPr>
-      <w:hyperlink w:anchor="_Toc225261878" w:history="1">
+      <w:hyperlink w:anchor="_Toc225446396" w:history="1">
         <w:r>
           <w:rPr>
             <w:rStyle w:val="Hipervnculo"/>
@@ -2089,7 +2089,7 @@
             <w:noProof/>
             <w:webHidden/>
           </w:rPr>
-          <w:instrText xml:space="preserve"> PAGEREF _Toc225261878 \h </w:instrText>
+          <w:instrText xml:space="preserve"> PAGEREF _Toc225446396 \h </w:instrText>
         </w:r>
         <w:r>
           <w:rPr>
@@ -2135,7 +2135,7 @@
           <w:lang w:eastAsia="es-CO"/>
         </w:rPr>
       </w:pPr>
-      <w:hyperlink w:anchor="_Toc225261879" w:history="1">
+      <w:hyperlink w:anchor="_Toc225446397" w:history="1">
         <w:r>
           <w:rPr>
             <w:rStyle w:val="Hipervnculo"/>
@@ -2179,7 +2179,7 @@
             <w:noProof/>
             <w:webHidden/>
           </w:rPr>
-          <w:instrText xml:space="preserve"> PAGEREF _Toc225261879 \h </w:instrText>
+          <w:instrText xml:space="preserve"> PAGEREF _Toc225446397 \h </w:instrText>
         </w:r>
         <w:r>
           <w:rPr>
@@ -2225,7 +2225,7 @@
           <w:lang w:eastAsia="es-CO"/>
         </w:rPr>
       </w:pPr>
-      <w:hyperlink w:anchor="_Toc225261880" w:history="1">
+      <w:hyperlink w:anchor="_Toc225446398" w:history="1">
         <w:r>
           <w:rPr>
             <w:rStyle w:val="Hipervnculo"/>
@@ -2269,7 +2269,7 @@
             <w:noProof/>
             <w:webHidden/>
           </w:rPr>
-          <w:instrText xml:space="preserve"> PAGEREF _Toc225261880 \h </w:instrText>
+          <w:instrText xml:space="preserve"> PAGEREF _Toc225446398 \h </w:instrText>
         </w:r>
         <w:r>
           <w:rPr>
@@ -2315,7 +2315,7 @@
           <w:lang w:eastAsia="es-CO"/>
         </w:rPr>
       </w:pPr>
-      <w:hyperlink w:anchor="_Toc225261881" w:history="1">
+      <w:hyperlink w:anchor="_Toc225446399" w:history="1">
         <w:r>
           <w:rPr>
             <w:rStyle w:val="Hipervnculo"/>
@@ -2359,7 +2359,7 @@
             <w:noProof/>
             <w:webHidden/>
           </w:rPr>
-          <w:instrText xml:space="preserve"> PAGEREF _Toc225261881 \h </w:instrText>
+          <w:instrText xml:space="preserve"> PAGEREF _Toc225446399 \h </w:instrText>
         </w:r>
         <w:r>
           <w:rPr>
@@ -2405,7 +2405,7 @@
           <w:lang w:eastAsia="es-CO"/>
         </w:rPr>
       </w:pPr>
-      <w:hyperlink w:anchor="_Toc225261882" w:history="1">
+      <w:hyperlink w:anchor="_Toc225446400" w:history="1">
         <w:r>
           <w:rPr>
             <w:rStyle w:val="Hipervnculo"/>
@@ -2449,7 +2449,7 @@
             <w:noProof/>
             <w:webHidden/>
           </w:rPr>
-          <w:instrText xml:space="preserve"> PAGEREF _Toc225261882 \h </w:instrText>
+          <w:instrText xml:space="preserve"> PAGEREF _Toc225446400 \h </w:instrText>
         </w:r>
         <w:r>
           <w:rPr>
@@ -2495,7 +2495,7 @@
           <w:lang w:eastAsia="es-CO"/>
         </w:rPr>
       </w:pPr>
-      <w:hyperlink w:anchor="_Toc225261883" w:history="1">
+      <w:hyperlink w:anchor="_Toc225446401" w:history="1">
         <w:r>
           <w:rPr>
             <w:rStyle w:val="Hipervnculo"/>
@@ -2539,7 +2539,7 @@
             <w:noProof/>
             <w:webHidden/>
           </w:rPr>
-          <w:instrText xml:space="preserve"> PAGEREF _Toc225261883 \h </w:instrText>
+          <w:instrText xml:space="preserve"> PAGEREF _Toc225446401 \h </w:instrText>
         </w:r>
         <w:r>
           <w:rPr>
@@ -2585,7 +2585,7 @@
           <w:lang w:eastAsia="es-CO"/>
         </w:rPr>
       </w:pPr>
-      <w:hyperlink w:anchor="_Toc225261884" w:history="1">
+      <w:hyperlink w:anchor="_Toc225446402" w:history="1">
         <w:r>
           <w:rPr>
             <w:rStyle w:val="Hipervnculo"/>
@@ -2629,7 +2629,7 @@
             <w:noProof/>
             <w:webHidden/>
           </w:rPr>
-          <w:instrText xml:space="preserve"> PAGEREF _Toc225261884 \h </w:instrText>
+          <w:instrText xml:space="preserve"> PAGEREF _Toc225446402 \h </w:instrText>
         </w:r>
         <w:r>
           <w:rPr>
@@ -2675,7 +2675,7 @@
           <w:lang w:eastAsia="es-CO"/>
         </w:rPr>
       </w:pPr>
-      <w:hyperlink w:anchor="_Toc225261885" w:history="1">
+      <w:hyperlink w:anchor="_Toc225446403" w:history="1">
         <w:r>
           <w:rPr>
             <w:rStyle w:val="Hipervnculo"/>
@@ -2719,7 +2719,7 @@
             <w:noProof/>
             <w:webHidden/>
           </w:rPr>
-          <w:instrText xml:space="preserve"> PAGEREF _Toc225261885 \h </w:instrText>
+          <w:instrText xml:space="preserve"> PAGEREF _Toc225446403 \h </w:instrText>
         </w:r>
         <w:r>
           <w:rPr>
@@ -2765,7 +2765,7 @@
           <w:lang w:eastAsia="es-CO"/>
         </w:rPr>
       </w:pPr>
-      <w:hyperlink w:anchor="_Toc225261886" w:history="1">
+      <w:hyperlink w:anchor="_Toc225446404" w:history="1">
         <w:r>
           <w:rPr>
             <w:rStyle w:val="Hipervnculo"/>
@@ -2809,7 +2809,7 @@
             <w:noProof/>
             <w:webHidden/>
           </w:rPr>
-          <w:instrText xml:space="preserve"> PAGEREF _Toc225261886 \h </w:instrText>
+          <w:instrText xml:space="preserve"> PAGEREF _Toc225446404 \h </w:instrText>
         </w:r>
         <w:r>
           <w:rPr>
@@ -2855,7 +2855,7 @@
           <w:lang w:eastAsia="es-CO"/>
         </w:rPr>
       </w:pPr>
-      <w:hyperlink w:anchor="_Toc225261887" w:history="1">
+      <w:hyperlink w:anchor="_Toc225446405" w:history="1">
         <w:r>
           <w:rPr>
             <w:rStyle w:val="Hipervnculo"/>
@@ -2899,7 +2899,7 @@
             <w:noProof/>
             <w:webHidden/>
           </w:rPr>
-          <w:instrText xml:space="preserve"> PAGEREF _Toc225261887 \h </w:instrText>
+          <w:instrText xml:space="preserve"> PAGEREF _Toc225446405 \h </w:instrText>
         </w:r>
         <w:r>
           <w:rPr>
@@ -2945,7 +2945,7 @@
           <w:lang w:eastAsia="es-CO"/>
         </w:rPr>
       </w:pPr>
-      <w:hyperlink w:anchor="_Toc225261888" w:history="1">
+      <w:hyperlink w:anchor="_Toc225446406" w:history="1">
         <w:r>
           <w:rPr>
             <w:rStyle w:val="Hipervnculo"/>
@@ -2989,7 +2989,7 @@
             <w:noProof/>
             <w:webHidden/>
           </w:rPr>
-          <w:instrText xml:space="preserve"> PAGEREF _Toc225261888 \h </w:instrText>
+          <w:instrText xml:space="preserve"> PAGEREF _Toc225446406 \h </w:instrText>
         </w:r>
         <w:r>
           <w:rPr>
@@ -3035,7 +3035,7 @@
           <w:lang w:eastAsia="es-CO"/>
         </w:rPr>
       </w:pPr>
-      <w:hyperlink w:anchor="_Toc225261889" w:history="1">
+      <w:hyperlink w:anchor="_Toc225446407" w:history="1">
         <w:r>
           <w:rPr>
             <w:rStyle w:val="Hipervnculo"/>
@@ -3079,7 +3079,7 @@
             <w:noProof/>
             <w:webHidden/>
           </w:rPr>
-          <w:instrText xml:space="preserve"> PAGEREF _Toc225261889 \h </w:instrText>
+          <w:instrText xml:space="preserve"> PAGEREF _Toc225446407 \h </w:instrText>
         </w:r>
         <w:r>
           <w:rPr>
@@ -3125,7 +3125,7 @@
           <w:lang w:eastAsia="es-CO"/>
         </w:rPr>
       </w:pPr>
-      <w:hyperlink w:anchor="_Toc225261890" w:history="1">
+      <w:hyperlink w:anchor="_Toc225446408" w:history="1">
         <w:r>
           <w:rPr>
             <w:rStyle w:val="Hipervnculo"/>
@@ -3169,7 +3169,7 @@
             <w:noProof/>
             <w:webHidden/>
           </w:rPr>
-          <w:instrText xml:space="preserve"> PAGEREF _Toc225261890 \h </w:instrText>
+          <w:instrText xml:space="preserve"> PAGEREF _Toc225446408 \h </w:instrText>
         </w:r>
         <w:r>
           <w:rPr>
@@ -3215,7 +3215,7 @@
           <w:lang w:eastAsia="es-CO"/>
         </w:rPr>
       </w:pPr>
-      <w:hyperlink w:anchor="_Toc225261891" w:history="1">
+      <w:hyperlink w:anchor="_Toc225446409" w:history="1">
         <w:r>
           <w:rPr>
             <w:rStyle w:val="Hipervnculo"/>
@@ -3259,7 +3259,7 @@
             <w:noProof/>
             <w:webHidden/>
           </w:rPr>
-          <w:instrText xml:space="preserve"> PAGEREF _Toc225261891 \h </w:instrText>
+          <w:instrText xml:space="preserve"> PAGEREF _Toc225446409 \h </w:instrText>
         </w:r>
         <w:r>
           <w:rPr>
@@ -3305,7 +3305,7 @@
           <w:lang w:eastAsia="es-CO"/>
         </w:rPr>
       </w:pPr>
-      <w:hyperlink w:anchor="_Toc225261892" w:history="1">
+      <w:hyperlink w:anchor="_Toc225446410" w:history="1">
         <w:r>
           <w:rPr>
             <w:rStyle w:val="Hipervnculo"/>
@@ -3349,7 +3349,7 @@
             <w:noProof/>
             <w:webHidden/>
           </w:rPr>
-          <w:instrText xml:space="preserve"> PAGEREF _Toc225261892 \h </w:instrText>
+          <w:instrText xml:space="preserve"> PAGEREF _Toc225446410 \h </w:instrText>
         </w:r>
         <w:r>
           <w:rPr>
@@ -3395,7 +3395,7 @@
           <w:lang w:eastAsia="es-CO"/>
         </w:rPr>
       </w:pPr>
-      <w:hyperlink w:anchor="_Toc225261893" w:history="1">
+      <w:hyperlink w:anchor="_Toc225446411" w:history="1">
         <w:r>
           <w:rPr>
             <w:rStyle w:val="Hipervnculo"/>
@@ -3439,7 +3439,7 @@
             <w:noProof/>
             <w:webHidden/>
           </w:rPr>
-          <w:instrText xml:space="preserve"> PAGEREF _Toc225261893 \h </w:instrText>
+          <w:instrText xml:space="preserve"> PAGEREF _Toc225446411 \h </w:instrText>
         </w:r>
         <w:r>
           <w:rPr>
@@ -3485,7 +3485,7 @@
           <w:lang w:eastAsia="es-CO"/>
         </w:rPr>
       </w:pPr>
-      <w:hyperlink w:anchor="_Toc225261894" w:history="1">
+      <w:hyperlink w:anchor="_Toc225446412" w:history="1">
         <w:r>
           <w:rPr>
             <w:rStyle w:val="Hipervnculo"/>
@@ -3529,7 +3529,7 @@
             <w:noProof/>
             <w:webHidden/>
           </w:rPr>
-          <w:instrText xml:space="preserve"> PAGEREF _Toc225261894 \h </w:instrText>
+          <w:instrText xml:space="preserve"> PAGEREF _Toc225446412 \h </w:instrText>
         </w:r>
         <w:r>
           <w:rPr>
@@ -3575,7 +3575,7 @@
           <w:lang w:eastAsia="es-CO"/>
         </w:rPr>
       </w:pPr>
-      <w:hyperlink w:anchor="_Toc225261895" w:history="1">
+      <w:hyperlink w:anchor="_Toc225446413" w:history="1">
         <w:r>
           <w:rPr>
             <w:rStyle w:val="Hipervnculo"/>
@@ -3619,7 +3619,7 @@
             <w:noProof/>
             <w:webHidden/>
           </w:rPr>
-          <w:instrText xml:space="preserve"> PAGEREF _Toc225261895 \h </w:instrText>
+          <w:instrText xml:space="preserve"> PAGEREF _Toc225446413 \h </w:instrText>
         </w:r>
         <w:r>
           <w:rPr>
@@ -3665,7 +3665,7 @@
           <w:lang w:eastAsia="es-CO"/>
         </w:rPr>
       </w:pPr>
-      <w:hyperlink w:anchor="_Toc225261896" w:history="1">
+      <w:hyperlink w:anchor="_Toc225446414" w:history="1">
         <w:r>
           <w:rPr>
             <w:rStyle w:val="Hipervnculo"/>
@@ -3709,7 +3709,7 @@
             <w:noProof/>
             <w:webHidden/>
           </w:rPr>
-          <w:instrText xml:space="preserve"> PAGEREF _Toc225261896 \h </w:instrText>
+          <w:instrText xml:space="preserve"> PAGEREF _Toc225446414 \h </w:instrText>
         </w:r>
         <w:r>
           <w:rPr>
@@ -3755,7 +3755,7 @@
           <w:lang w:eastAsia="es-CO"/>
         </w:rPr>
       </w:pPr>
-      <w:hyperlink w:anchor="_Toc225261897" w:history="1">
+      <w:hyperlink w:anchor="_Toc225446415" w:history="1">
         <w:r>
           <w:rPr>
             <w:rStyle w:val="Hipervnculo"/>
@@ -3799,7 +3799,7 @@
             <w:noProof/>
             <w:webHidden/>
           </w:rPr>
-          <w:instrText xml:space="preserve"> PAGEREF _Toc225261897 \h </w:instrText>
+          <w:instrText xml:space="preserve"> PAGEREF _Toc225446415 \h </w:instrText>
         </w:r>
         <w:r>
           <w:rPr>
@@ -3845,7 +3845,7 @@
           <w:lang w:eastAsia="es-CO"/>
         </w:rPr>
       </w:pPr>
-      <w:hyperlink w:anchor="_Toc225261898" w:history="1">
+      <w:hyperlink w:anchor="_Toc225446416" w:history="1">
         <w:r>
           <w:rPr>
             <w:rStyle w:val="Hipervnculo"/>
@@ -3889,7 +3889,7 @@
             <w:noProof/>
             <w:webHidden/>
           </w:rPr>
-          <w:instrText xml:space="preserve"> PAGEREF _Toc225261898 \h </w:instrText>
+          <w:instrText xml:space="preserve"> PAGEREF _Toc225446416 \h </w:instrText>
         </w:r>
         <w:r>
           <w:rPr>
@@ -3935,7 +3935,7 @@
           <w:lang w:eastAsia="es-CO"/>
         </w:rPr>
       </w:pPr>
-      <w:hyperlink w:anchor="_Toc225261899" w:history="1">
+      <w:hyperlink w:anchor="_Toc225446417" w:history="1">
         <w:r>
           <w:rPr>
             <w:rStyle w:val="Hipervnculo"/>
@@ -3979,7 +3979,7 @@
             <w:noProof/>
             <w:webHidden/>
           </w:rPr>
-          <w:instrText xml:space="preserve"> PAGEREF _Toc225261899 \h </w:instrText>
+          <w:instrText xml:space="preserve"> PAGEREF _Toc225446417 \h </w:instrText>
         </w:r>
         <w:r>
           <w:rPr>
@@ -4025,7 +4025,7 @@
           <w:lang w:eastAsia="es-CO"/>
         </w:rPr>
       </w:pPr>
-      <w:hyperlink w:anchor="_Toc225261900" w:history="1">
+      <w:hyperlink w:anchor="_Toc225446418" w:history="1">
         <w:r>
           <w:rPr>
             <w:rStyle w:val="Hipervnculo"/>
@@ -4069,7 +4069,7 @@
             <w:noProof/>
             <w:webHidden/>
           </w:rPr>
-          <w:instrText xml:space="preserve"> PAGEREF _Toc225261900 \h </w:instrText>
+          <w:instrText xml:space="preserve"> PAGEREF _Toc225446418 \h </w:instrText>
         </w:r>
         <w:r>
           <w:rPr>
@@ -4114,7 +4114,7 @@
           <w:lang w:eastAsia="es-CO"/>
         </w:rPr>
       </w:pPr>
-      <w:hyperlink w:anchor="_Toc225261901" w:history="1">
+      <w:hyperlink w:anchor="_Toc225446419" w:history="1">
         <w:r>
           <w:rPr>
             <w:rStyle w:val="Hipervnculo"/>
@@ -4141,7 +4141,7 @@
             <w:noProof/>
             <w:webHidden/>
           </w:rPr>
-          <w:instrText xml:space="preserve"> PAGEREF _Toc225261901 \h </w:instrText>
+          <w:instrText xml:space="preserve"> PAGEREF _Toc225446419 \h </w:instrText>
         </w:r>
         <w:r>
           <w:rPr>
@@ -4186,7 +4186,7 @@
           <w:lang w:eastAsia="es-CO"/>
         </w:rPr>
       </w:pPr>
-      <w:hyperlink w:anchor="_Toc225261902" w:history="1">
+      <w:hyperlink w:anchor="_Toc225446420" w:history="1">
         <w:r>
           <w:rPr>
             <w:rStyle w:val="Hipervnculo"/>
@@ -4213,7 +4213,7 @@
             <w:noProof/>
             <w:webHidden/>
           </w:rPr>
-          <w:instrText xml:space="preserve"> PAGEREF _Toc225261902 \h </w:instrText>
+          <w:instrText xml:space="preserve"> PAGEREF _Toc225446420 \h </w:instrText>
         </w:r>
         <w:r>
           <w:rPr>
@@ -4258,7 +4258,7 @@
           <w:lang w:eastAsia="es-CO"/>
         </w:rPr>
       </w:pPr>
-      <w:hyperlink w:anchor="_Toc225261903" w:history="1">
+      <w:hyperlink w:anchor="_Toc225446421" w:history="1">
         <w:r>
           <w:rPr>
             <w:rStyle w:val="Hipervnculo"/>
@@ -4286,7 +4286,7 @@
             <w:noProof/>
             <w:webHidden/>
           </w:rPr>
-          <w:instrText xml:space="preserve"> PAGEREF _Toc225261903 \h </w:instrText>
+          <w:instrText xml:space="preserve"> PAGEREF _Toc225446421 \h </w:instrText>
         </w:r>
         <w:r>
           <w:rPr>
@@ -4331,7 +4331,7 @@
           <w:lang w:eastAsia="es-CO"/>
         </w:rPr>
       </w:pPr>
-      <w:hyperlink w:anchor="_Toc225261904" w:history="1">
+      <w:hyperlink w:anchor="_Toc225446422" w:history="1">
         <w:r>
           <w:rPr>
             <w:rStyle w:val="Hipervnculo"/>
@@ -4358,7 +4358,7 @@
             <w:noProof/>
             <w:webHidden/>
           </w:rPr>
-          <w:instrText xml:space="preserve"> PAGEREF _Toc225261904 \h </w:instrText>
+          <w:instrText xml:space="preserve"> PAGEREF _Toc225446422 \h </w:instrText>
         </w:r>
         <w:r>
           <w:rPr>
@@ -4401,7 +4401,7 @@
         <w:fldChar w:fldCharType="end"/>
       </w:r>
       <w:bookmarkStart w:id="0" w:name="_Toc176443691"/>
-      <w:bookmarkStart w:id="1" w:name="_Toc225261859"/>
+      <w:bookmarkStart w:id="1" w:name="_Toc225446377"/>
       <w:r>
         <w:t>Introducción</w:t>
       </w:r>
@@ -4653,7 +4653,7 @@
         <w:pStyle w:val="Ttulo1"/>
         <w:spacing w:line="360" w:lineRule="auto"/>
       </w:pPr>
-      <w:bookmarkStart w:id="3" w:name="_Toc225261860"/>
+      <w:bookmarkStart w:id="3" w:name="_Toc225446378"/>
       <w:r>
         <w:lastRenderedPageBreak/>
         <w:t>Violencias sexuales como problema de salud pública y social</w:t>
@@ -4827,7 +4827,7 @@
         <w:pStyle w:val="Ttulo2"/>
         <w:spacing w:line="360" w:lineRule="auto"/>
       </w:pPr>
-      <w:bookmarkStart w:id="4" w:name="_Toc225261861"/>
+      <w:bookmarkStart w:id="4" w:name="_Toc225446379"/>
       <w:r>
         <w:t>C</w:t>
       </w:r>
@@ -5064,7 +5064,7 @@
         <w:pStyle w:val="Ttulo2"/>
         <w:spacing w:line="360" w:lineRule="auto"/>
       </w:pPr>
-      <w:bookmarkStart w:id="5" w:name="_Toc225261862"/>
+      <w:bookmarkStart w:id="5" w:name="_Toc225446380"/>
       <w:r>
         <w:t>Impacto de las violencias sexuales en la salud física, mental y social</w:t>
       </w:r>
@@ -5350,7 +5350,7 @@
         <w:pStyle w:val="Ttulo2"/>
         <w:spacing w:line="360" w:lineRule="auto"/>
       </w:pPr>
-      <w:bookmarkStart w:id="6" w:name="_Toc225261863"/>
+      <w:bookmarkStart w:id="6" w:name="_Toc225446381"/>
       <w:r>
         <w:t>Rol del sector salud y del talento humano en la atención integral</w:t>
       </w:r>
@@ -5657,7 +5657,7 @@
         <w:pStyle w:val="Ttulo1"/>
         <w:spacing w:line="360" w:lineRule="auto"/>
       </w:pPr>
-      <w:bookmarkStart w:id="7" w:name="_Toc225261864"/>
+      <w:bookmarkStart w:id="7" w:name="_Toc225446382"/>
       <w:r>
         <w:lastRenderedPageBreak/>
         <w:t>Marco conceptual</w:t>
@@ -5712,21 +5712,23 @@
       <w:bookmarkStart w:id="13" w:name="_Toc223015855"/>
       <w:bookmarkStart w:id="14" w:name="_Toc223612319"/>
       <w:bookmarkStart w:id="15" w:name="_Toc225261865"/>
+      <w:bookmarkStart w:id="16" w:name="_Toc225446383"/>
       <w:bookmarkEnd w:id="12"/>
       <w:bookmarkEnd w:id="13"/>
       <w:bookmarkEnd w:id="14"/>
       <w:bookmarkEnd w:id="15"/>
+      <w:bookmarkEnd w:id="16"/>
     </w:p>
     <w:p>
       <w:pPr>
         <w:pStyle w:val="Ttulo2"/>
         <w:spacing w:line="360" w:lineRule="auto"/>
       </w:pPr>
-      <w:bookmarkStart w:id="16" w:name="_Toc225261866"/>
+      <w:bookmarkStart w:id="17" w:name="_Toc225446384"/>
       <w:r>
         <w:t>Violencias sexuales y derechos humanos</w:t>
       </w:r>
-      <w:bookmarkEnd w:id="16"/>
+      <w:bookmarkEnd w:id="17"/>
     </w:p>
     <w:p>
       <w:pPr>
@@ -6049,11 +6051,11 @@
         <w:pStyle w:val="Ttulo2"/>
         <w:spacing w:line="360" w:lineRule="auto"/>
       </w:pPr>
-      <w:bookmarkStart w:id="17" w:name="_Toc225261867"/>
+      <w:bookmarkStart w:id="18" w:name="_Toc225446385"/>
       <w:r>
         <w:t>Violencias y salud sexual y reproductiva</w:t>
       </w:r>
-      <w:bookmarkEnd w:id="17"/>
+      <w:bookmarkEnd w:id="18"/>
     </w:p>
     <w:p>
       <w:pPr>
@@ -6229,11 +6231,11 @@
         <w:pStyle w:val="Ttulo2"/>
         <w:spacing w:line="360" w:lineRule="auto"/>
       </w:pPr>
-      <w:bookmarkStart w:id="18" w:name="_Toc225261868"/>
+      <w:bookmarkStart w:id="19" w:name="_Toc225446386"/>
       <w:r>
         <w:t>Tipologías de las violencias sexuales</w:t>
       </w:r>
-      <w:bookmarkEnd w:id="18"/>
+      <w:bookmarkEnd w:id="19"/>
     </w:p>
     <w:p>
       <w:r>
@@ -6424,7 +6426,7 @@
         <w:pStyle w:val="Ttulo1"/>
         <w:spacing w:line="360" w:lineRule="auto"/>
       </w:pPr>
-      <w:bookmarkStart w:id="19" w:name="_Toc225261869"/>
+      <w:bookmarkStart w:id="20" w:name="_Toc225446387"/>
       <w:r>
         <w:lastRenderedPageBreak/>
         <w:t>C</w:t>
@@ -6435,7 +6437,7 @@
       <w:r>
         <w:t>epidemiológica de las violencias sexuales</w:t>
       </w:r>
-      <w:bookmarkEnd w:id="19"/>
+      <w:bookmarkEnd w:id="20"/>
       <w:r>
         <w:t xml:space="preserve"> </w:t>
       </w:r>
@@ -6476,28 +6478,30 @@
           <w:lang w:eastAsia="es-CO"/>
         </w:rPr>
       </w:pPr>
-      <w:bookmarkStart w:id="20" w:name="_Toc223015085"/>
-      <w:bookmarkStart w:id="21" w:name="_Toc223015860"/>
-      <w:bookmarkStart w:id="22" w:name="_Toc223612325"/>
-      <w:bookmarkStart w:id="23" w:name="_Toc225261870"/>
-      <w:bookmarkEnd w:id="20"/>
+      <w:bookmarkStart w:id="21" w:name="_Toc223015085"/>
+      <w:bookmarkStart w:id="22" w:name="_Toc223015860"/>
+      <w:bookmarkStart w:id="23" w:name="_Toc223612325"/>
+      <w:bookmarkStart w:id="24" w:name="_Toc225261870"/>
+      <w:bookmarkStart w:id="25" w:name="_Toc225446388"/>
       <w:bookmarkEnd w:id="21"/>
       <w:bookmarkEnd w:id="22"/>
       <w:bookmarkEnd w:id="23"/>
+      <w:bookmarkEnd w:id="24"/>
+      <w:bookmarkEnd w:id="25"/>
     </w:p>
     <w:p>
       <w:pPr>
         <w:pStyle w:val="Ttulo2"/>
         <w:spacing w:line="360" w:lineRule="auto"/>
       </w:pPr>
-      <w:bookmarkStart w:id="24" w:name="_Toc225261871"/>
+      <w:bookmarkStart w:id="26" w:name="_Toc225446389"/>
       <w:r>
         <w:t xml:space="preserve">Magnitud </w:t>
       </w:r>
       <w:r>
         <w:t>y comportamiento de las violencias sexuales</w:t>
       </w:r>
-      <w:bookmarkEnd w:id="24"/>
+      <w:bookmarkEnd w:id="26"/>
     </w:p>
     <w:p>
       <w:pPr>
@@ -6867,14 +6871,14 @@
         <w:pStyle w:val="Ttulo2"/>
         <w:spacing w:line="360" w:lineRule="auto"/>
       </w:pPr>
-      <w:bookmarkStart w:id="25" w:name="_Toc225261872"/>
+      <w:bookmarkStart w:id="27" w:name="_Toc225446390"/>
       <w:r>
         <w:t xml:space="preserve">Violencias </w:t>
       </w:r>
       <w:r>
         <w:t>sexuales como evento de interés en salud pública</w:t>
       </w:r>
-      <w:bookmarkEnd w:id="25"/>
+      <w:bookmarkEnd w:id="27"/>
     </w:p>
     <w:p>
       <w:pPr>
@@ -7127,14 +7131,14 @@
         <w:pStyle w:val="Ttulo2"/>
         <w:spacing w:line="360" w:lineRule="auto"/>
       </w:pPr>
-      <w:bookmarkStart w:id="26" w:name="_Toc225261873"/>
+      <w:bookmarkStart w:id="28" w:name="_Toc225446391"/>
       <w:r>
         <w:t xml:space="preserve">Distribución </w:t>
       </w:r>
       <w:r>
         <w:t>de las violencias sexuales según contexto de ocurrencia</w:t>
       </w:r>
-      <w:bookmarkEnd w:id="26"/>
+      <w:bookmarkEnd w:id="28"/>
     </w:p>
     <w:p>
       <w:pPr>
@@ -7480,7 +7484,7 @@
         <w:pStyle w:val="Ttulo2"/>
         <w:spacing w:line="360" w:lineRule="auto"/>
       </w:pPr>
-      <w:bookmarkStart w:id="27" w:name="_Toc225261874"/>
+      <w:bookmarkStart w:id="29" w:name="_Toc225446392"/>
       <w:r>
         <w:lastRenderedPageBreak/>
         <w:t xml:space="preserve">Factores </w:t>
@@ -7488,7 +7492,7 @@
       <w:r>
         <w:t>de riesgo asociados a las violencias sexuales</w:t>
       </w:r>
-      <w:bookmarkEnd w:id="27"/>
+      <w:bookmarkEnd w:id="29"/>
     </w:p>
     <w:p>
       <w:pPr>
@@ -7970,14 +7974,14 @@
         <w:pStyle w:val="Ttulo2"/>
         <w:spacing w:line="360" w:lineRule="auto"/>
       </w:pPr>
-      <w:bookmarkStart w:id="28" w:name="_Toc225261875"/>
+      <w:bookmarkStart w:id="30" w:name="_Toc225446393"/>
       <w:r>
         <w:t xml:space="preserve">Subregistro </w:t>
       </w:r>
       <w:r>
         <w:t>y barreras de acceso a los servicios de salud</w:t>
       </w:r>
-      <w:bookmarkEnd w:id="28"/>
+      <w:bookmarkEnd w:id="30"/>
     </w:p>
     <w:p>
       <w:pPr>
@@ -8720,7 +8724,7 @@
         <w:pStyle w:val="Ttulo1"/>
         <w:spacing w:line="360" w:lineRule="auto"/>
       </w:pPr>
-      <w:bookmarkStart w:id="29" w:name="_Toc225261876"/>
+      <w:bookmarkStart w:id="31" w:name="_Toc225446394"/>
       <w:r>
         <w:lastRenderedPageBreak/>
         <w:t xml:space="preserve">Marco </w:t>
@@ -8728,7 +8732,7 @@
       <w:r>
         <w:t>normativo de la atención integral</w:t>
       </w:r>
-      <w:bookmarkEnd w:id="29"/>
+      <w:bookmarkEnd w:id="31"/>
     </w:p>
     <w:p>
       <w:pPr>
@@ -8752,14 +8756,14 @@
         </w:numPr>
         <w:spacing w:line="360" w:lineRule="auto"/>
       </w:pPr>
-      <w:bookmarkStart w:id="30" w:name="_Toc225261877"/>
+      <w:bookmarkStart w:id="32" w:name="_Toc225446395"/>
       <w:r>
         <w:t xml:space="preserve">Instrumentos </w:t>
       </w:r>
       <w:r>
         <w:t>internacionales aplicables</w:t>
       </w:r>
-      <w:bookmarkEnd w:id="30"/>
+      <w:bookmarkEnd w:id="32"/>
     </w:p>
     <w:p>
       <w:pPr>
@@ -9442,14 +9446,14 @@
         </w:numPr>
         <w:spacing w:line="360" w:lineRule="auto"/>
       </w:pPr>
-      <w:bookmarkStart w:id="31" w:name="_Toc225261878"/>
+      <w:bookmarkStart w:id="33" w:name="_Toc225446396"/>
       <w:r>
         <w:t xml:space="preserve">Normativa nacional sobre </w:t>
       </w:r>
       <w:r>
         <w:t>violencias sexuales</w:t>
       </w:r>
-      <w:bookmarkEnd w:id="31"/>
+      <w:bookmarkEnd w:id="33"/>
     </w:p>
     <w:p>
       <w:pPr>
@@ -10396,14 +10400,14 @@
         </w:numPr>
         <w:spacing w:line="360" w:lineRule="auto"/>
       </w:pPr>
-      <w:bookmarkStart w:id="32" w:name="_Toc225261879"/>
+      <w:bookmarkStart w:id="34" w:name="_Toc225446397"/>
       <w:r>
         <w:t xml:space="preserve">Normativa </w:t>
       </w:r>
       <w:r>
         <w:t>del sector salud aplicable a la atención integral</w:t>
       </w:r>
-      <w:bookmarkEnd w:id="32"/>
+      <w:bookmarkEnd w:id="34"/>
     </w:p>
     <w:p>
       <w:pPr>
@@ -11438,14 +11442,14 @@
         </w:numPr>
         <w:spacing w:line="360" w:lineRule="auto"/>
       </w:pPr>
-      <w:bookmarkStart w:id="33" w:name="_Toc225261880"/>
+      <w:bookmarkStart w:id="35" w:name="_Toc225446398"/>
       <w:r>
         <w:t xml:space="preserve">Derechos </w:t>
       </w:r>
       <w:r>
         <w:t>de las víctimas de violencias sexuales en el sector salud</w:t>
       </w:r>
-      <w:bookmarkEnd w:id="33"/>
+      <w:bookmarkEnd w:id="35"/>
     </w:p>
     <w:p>
       <w:pPr>
@@ -11694,14 +11698,14 @@
         </w:numPr>
         <w:spacing w:line="360" w:lineRule="auto"/>
       </w:pPr>
-      <w:bookmarkStart w:id="34" w:name="_Toc225261881"/>
+      <w:bookmarkStart w:id="36" w:name="_Toc225446399"/>
       <w:r>
         <w:t xml:space="preserve">Responsabilidades </w:t>
       </w:r>
       <w:r>
         <w:t>del talento humano en salud</w:t>
       </w:r>
-      <w:bookmarkEnd w:id="34"/>
+      <w:bookmarkEnd w:id="36"/>
     </w:p>
     <w:p>
       <w:pPr>
@@ -12440,7 +12444,7 @@
         <w:pStyle w:val="Ttulo1"/>
         <w:spacing w:line="360" w:lineRule="auto"/>
       </w:pPr>
-      <w:bookmarkStart w:id="35" w:name="_Toc225261882"/>
+      <w:bookmarkStart w:id="37" w:name="_Toc225446400"/>
       <w:r>
         <w:lastRenderedPageBreak/>
         <w:t xml:space="preserve">Enfoques </w:t>
@@ -12448,7 +12452,7 @@
       <w:r>
         <w:t>para la atención integral frente a la violencia sexual</w:t>
       </w:r>
-      <w:bookmarkEnd w:id="35"/>
+      <w:bookmarkEnd w:id="37"/>
     </w:p>
     <w:p>
       <w:pPr>
@@ -12472,14 +12476,14 @@
         </w:numPr>
         <w:spacing w:line="360" w:lineRule="auto"/>
       </w:pPr>
-      <w:bookmarkStart w:id="36" w:name="_Toc225261883"/>
+      <w:bookmarkStart w:id="38" w:name="_Toc225446401"/>
       <w:r>
         <w:t xml:space="preserve">Enfoque </w:t>
       </w:r>
       <w:r>
         <w:t>de derechos humanos</w:t>
       </w:r>
-      <w:bookmarkEnd w:id="36"/>
+      <w:bookmarkEnd w:id="38"/>
     </w:p>
     <w:p>
       <w:pPr>
@@ -12651,7 +12655,7 @@
         </w:numPr>
         <w:spacing w:line="360" w:lineRule="auto"/>
       </w:pPr>
-      <w:bookmarkStart w:id="37" w:name="_Toc225261884"/>
+      <w:bookmarkStart w:id="39" w:name="_Toc225446402"/>
       <w:r>
         <w:t xml:space="preserve">Enfoque </w:t>
       </w:r>
@@ -12661,7 +12665,7 @@
       <w:r>
         <w:t>género</w:t>
       </w:r>
-      <w:bookmarkEnd w:id="37"/>
+      <w:bookmarkEnd w:id="39"/>
     </w:p>
     <w:p>
       <w:pPr>
@@ -12936,7 +12940,7 @@
         </w:numPr>
         <w:spacing w:line="360" w:lineRule="auto"/>
       </w:pPr>
-      <w:bookmarkStart w:id="38" w:name="_Toc225261885"/>
+      <w:bookmarkStart w:id="40" w:name="_Toc225446403"/>
       <w:r>
         <w:lastRenderedPageBreak/>
         <w:t xml:space="preserve">Enfoque </w:t>
@@ -12944,7 +12948,7 @@
       <w:r>
         <w:t>diferencial y de ciclo vital</w:t>
       </w:r>
-      <w:bookmarkEnd w:id="38"/>
+      <w:bookmarkEnd w:id="40"/>
     </w:p>
     <w:p>
       <w:pPr>
@@ -12994,11 +12998,11 @@
         </w:numPr>
         <w:spacing w:line="360" w:lineRule="auto"/>
       </w:pPr>
-      <w:bookmarkStart w:id="39" w:name="_Toc225261886"/>
+      <w:bookmarkStart w:id="41" w:name="_Toc225446404"/>
       <w:r>
         <w:t>Enfoque psicosocial</w:t>
       </w:r>
-      <w:bookmarkEnd w:id="39"/>
+      <w:bookmarkEnd w:id="41"/>
     </w:p>
     <w:p>
       <w:pPr>
@@ -13042,14 +13046,14 @@
         </w:numPr>
         <w:spacing w:line="360" w:lineRule="auto"/>
       </w:pPr>
-      <w:bookmarkStart w:id="40" w:name="_Toc225261887"/>
+      <w:bookmarkStart w:id="42" w:name="_Toc225446405"/>
       <w:r>
         <w:t xml:space="preserve">Prevención </w:t>
       </w:r>
       <w:r>
         <w:t>de la revictimización</w:t>
       </w:r>
-      <w:bookmarkEnd w:id="40"/>
+      <w:bookmarkEnd w:id="42"/>
     </w:p>
     <w:p>
       <w:pPr>
@@ -13323,7 +13327,7 @@
         <w:pStyle w:val="Ttulo1"/>
         <w:spacing w:line="360" w:lineRule="auto"/>
       </w:pPr>
-      <w:bookmarkStart w:id="41" w:name="_Toc225261888"/>
+      <w:bookmarkStart w:id="43" w:name="_Toc225446406"/>
       <w:r>
         <w:lastRenderedPageBreak/>
         <w:t xml:space="preserve">Proceso de </w:t>
@@ -13334,7 +13338,7 @@
       <w:r>
         <w:t>en salud</w:t>
       </w:r>
-      <w:bookmarkEnd w:id="41"/>
+      <w:bookmarkEnd w:id="43"/>
     </w:p>
     <w:p>
       <w:pPr>
@@ -13546,7 +13550,7 @@
         </w:numPr>
         <w:spacing w:line="360" w:lineRule="auto"/>
       </w:pPr>
-      <w:bookmarkStart w:id="42" w:name="_Toc225261889"/>
+      <w:bookmarkStart w:id="44" w:name="_Toc225446407"/>
       <w:r>
         <w:lastRenderedPageBreak/>
         <w:t xml:space="preserve">Principios </w:t>
@@ -13554,7 +13558,7 @@
       <w:r>
         <w:t>del proceso de atención integral</w:t>
       </w:r>
-      <w:bookmarkEnd w:id="42"/>
+      <w:bookmarkEnd w:id="44"/>
     </w:p>
     <w:p>
       <w:pPr>
@@ -13858,14 +13862,14 @@
         </w:numPr>
         <w:spacing w:line="360" w:lineRule="auto"/>
       </w:pPr>
-      <w:bookmarkStart w:id="43" w:name="_Toc225261890"/>
+      <w:bookmarkStart w:id="45" w:name="_Toc225446408"/>
       <w:r>
         <w:t xml:space="preserve">Recepción </w:t>
       </w:r>
       <w:r>
         <w:t>y atención inicial de la persona víctima</w:t>
       </w:r>
-      <w:bookmarkEnd w:id="43"/>
+      <w:bookmarkEnd w:id="45"/>
     </w:p>
     <w:p>
       <w:pPr>
@@ -14739,14 +14743,14 @@
         </w:numPr>
         <w:spacing w:line="360" w:lineRule="auto"/>
       </w:pPr>
-      <w:bookmarkStart w:id="44" w:name="_Toc225261891"/>
+      <w:bookmarkStart w:id="46" w:name="_Toc225446409"/>
       <w:r>
         <w:t xml:space="preserve">Evaluación </w:t>
       </w:r>
       <w:r>
         <w:t>del estado general y del riesgo vital</w:t>
       </w:r>
-      <w:bookmarkEnd w:id="44"/>
+      <w:bookmarkEnd w:id="46"/>
     </w:p>
     <w:p>
       <w:pPr>
@@ -14918,14 +14922,14 @@
         </w:numPr>
         <w:spacing w:line="360" w:lineRule="auto"/>
       </w:pPr>
-      <w:bookmarkStart w:id="45" w:name="_Toc225261892"/>
+      <w:bookmarkStart w:id="47" w:name="_Toc225446410"/>
       <w:r>
         <w:t xml:space="preserve">Valoración </w:t>
       </w:r>
       <w:r>
         <w:t>clínica integral</w:t>
       </w:r>
-      <w:bookmarkEnd w:id="45"/>
+      <w:bookmarkEnd w:id="47"/>
     </w:p>
     <w:p>
       <w:pPr>
@@ -15857,14 +15861,14 @@
         </w:numPr>
         <w:spacing w:line="360" w:lineRule="auto"/>
       </w:pPr>
-      <w:bookmarkStart w:id="46" w:name="_Toc225261893"/>
+      <w:bookmarkStart w:id="48" w:name="_Toc225446411"/>
       <w:r>
         <w:t xml:space="preserve">Procedimientos </w:t>
       </w:r>
       <w:r>
         <w:t>médicos y medidas terapéuticas complementarias</w:t>
       </w:r>
-      <w:bookmarkEnd w:id="46"/>
+      <w:bookmarkEnd w:id="48"/>
     </w:p>
     <w:p>
       <w:pPr>
@@ -16326,14 +16330,14 @@
         </w:numPr>
         <w:spacing w:line="360" w:lineRule="auto"/>
       </w:pPr>
-      <w:bookmarkStart w:id="47" w:name="_Toc225261894"/>
+      <w:bookmarkStart w:id="49" w:name="_Toc225446412"/>
       <w:r>
         <w:t xml:space="preserve">Orientación </w:t>
       </w:r>
       <w:r>
         <w:t>diagnóstica inicial</w:t>
       </w:r>
-      <w:bookmarkEnd w:id="47"/>
+      <w:bookmarkEnd w:id="49"/>
     </w:p>
     <w:p>
       <w:pPr>
@@ -16520,14 +16524,14 @@
         </w:numPr>
         <w:spacing w:line="360" w:lineRule="auto"/>
       </w:pPr>
-      <w:bookmarkStart w:id="48" w:name="_Toc225261895"/>
+      <w:bookmarkStart w:id="50" w:name="_Toc225446413"/>
       <w:r>
         <w:t>Seguimiento</w:t>
       </w:r>
       <w:r>
         <w:t>, referencia y contrarreferencia</w:t>
       </w:r>
-      <w:bookmarkEnd w:id="48"/>
+      <w:bookmarkEnd w:id="50"/>
     </w:p>
     <w:p>
       <w:pPr>
@@ -16660,7 +16664,7 @@
         <w:pStyle w:val="Ttulo1"/>
         <w:spacing w:line="360" w:lineRule="auto"/>
       </w:pPr>
-      <w:bookmarkStart w:id="49" w:name="_Toc225261896"/>
+      <w:bookmarkStart w:id="51" w:name="_Toc225446414"/>
       <w:r>
         <w:lastRenderedPageBreak/>
         <w:t xml:space="preserve">Articulación </w:t>
@@ -16668,7 +16672,7 @@
       <w:r>
         <w:t>intersectorial y rutas de atención</w:t>
       </w:r>
-      <w:bookmarkEnd w:id="49"/>
+      <w:bookmarkEnd w:id="51"/>
     </w:p>
     <w:p>
       <w:pPr>
@@ -16705,14 +16709,14 @@
         </w:numPr>
         <w:spacing w:line="360" w:lineRule="auto"/>
       </w:pPr>
-      <w:bookmarkStart w:id="50" w:name="_Toc225261897"/>
+      <w:bookmarkStart w:id="52" w:name="_Toc225446415"/>
       <w:r>
         <w:t xml:space="preserve">Articulación </w:t>
       </w:r>
       <w:r>
         <w:t>intersectorial en la atención integral</w:t>
       </w:r>
-      <w:bookmarkEnd w:id="50"/>
+      <w:bookmarkEnd w:id="52"/>
     </w:p>
     <w:p>
       <w:pPr>
@@ -17052,11 +17056,11 @@
         </w:numPr>
         <w:spacing w:line="360" w:lineRule="auto"/>
       </w:pPr>
-      <w:bookmarkStart w:id="51" w:name="_Toc225261898"/>
+      <w:bookmarkStart w:id="53" w:name="_Toc225446416"/>
       <w:r>
         <w:t>Consentimiento informado</w:t>
       </w:r>
-      <w:bookmarkEnd w:id="51"/>
+      <w:bookmarkEnd w:id="53"/>
     </w:p>
     <w:p>
       <w:pPr>
@@ -17454,14 +17458,14 @@
         </w:numPr>
         <w:spacing w:line="360" w:lineRule="auto"/>
       </w:pPr>
-      <w:bookmarkStart w:id="52" w:name="_Toc225261899"/>
+      <w:bookmarkStart w:id="54" w:name="_Toc225446417"/>
       <w:r>
         <w:t xml:space="preserve">Manejo </w:t>
       </w:r>
       <w:r>
         <w:t>ético de la información</w:t>
       </w:r>
-      <w:bookmarkEnd w:id="52"/>
+      <w:bookmarkEnd w:id="54"/>
     </w:p>
     <w:p>
       <w:pPr>
@@ -17585,7 +17589,7 @@
         <w:rPr>
           <w:lang w:eastAsia="es-CO"/>
         </w:rPr>
-        <w:t>En relación con el intercambio de información con otros sectores, se debe:</w:t>
+        <w:t>En relación con el intercambio de información con otros sectores, este debe realizarse:</w:t>
       </w:r>
     </w:p>
     <w:p>
@@ -17732,14 +17736,14 @@
         </w:numPr>
         <w:spacing w:line="360" w:lineRule="auto"/>
       </w:pPr>
-      <w:bookmarkStart w:id="53" w:name="_Toc225261900"/>
+      <w:bookmarkStart w:id="55" w:name="_Toc225446418"/>
       <w:r>
         <w:t xml:space="preserve">Responsabilidad </w:t>
       </w:r>
       <w:r>
         <w:t>ética y legal del talento humano</w:t>
       </w:r>
-      <w:bookmarkEnd w:id="53"/>
+      <w:bookmarkEnd w:id="55"/>
     </w:p>
     <w:p>
       <w:pPr>
@@ -18053,12 +18057,12 @@
       <w:pPr>
         <w:pStyle w:val="Titulosgenerales"/>
       </w:pPr>
-      <w:bookmarkStart w:id="54" w:name="_Toc225261901"/>
+      <w:bookmarkStart w:id="56" w:name="_Toc225446419"/>
       <w:r>
         <w:lastRenderedPageBreak/>
         <w:t>Síntesis</w:t>
       </w:r>
-      <w:bookmarkEnd w:id="54"/>
+      <w:bookmarkEnd w:id="56"/>
     </w:p>
     <w:p>
       <w:pPr>
@@ -18166,14 +18170,14 @@
         </w:numPr>
         <w:ind w:left="720" w:hanging="360"/>
       </w:pPr>
-      <w:bookmarkStart w:id="55" w:name="_Toc176443725"/>
-      <w:bookmarkStart w:id="56" w:name="_Toc225261902"/>
+      <w:bookmarkStart w:id="57" w:name="_Toc176443725"/>
+      <w:bookmarkStart w:id="58" w:name="_Toc225446420"/>
       <w:r>
         <w:lastRenderedPageBreak/>
         <w:t>Glosario</w:t>
       </w:r>
-      <w:bookmarkEnd w:id="55"/>
-      <w:bookmarkEnd w:id="56"/>
+      <w:bookmarkEnd w:id="57"/>
+      <w:bookmarkEnd w:id="58"/>
     </w:p>
     <w:p>
       <w:pPr>
@@ -18466,8 +18470,8 @@
       <w:pPr>
         <w:pStyle w:val="Titulosgenerales"/>
       </w:pPr>
-      <w:bookmarkStart w:id="57" w:name="_Toc176443726"/>
-      <w:bookmarkStart w:id="58" w:name="_Toc225261903"/>
+      <w:bookmarkStart w:id="59" w:name="_Toc176443726"/>
+      <w:bookmarkStart w:id="60" w:name="_Toc225446421"/>
       <w:r>
         <w:rPr>
           <w:lang w:val="es-MX"/>
@@ -18475,8 +18479,8 @@
         <w:lastRenderedPageBreak/>
         <w:t>Referencias bibliográficas</w:t>
       </w:r>
-      <w:bookmarkEnd w:id="57"/>
-      <w:bookmarkEnd w:id="58"/>
+      <w:bookmarkEnd w:id="59"/>
+      <w:bookmarkEnd w:id="60"/>
     </w:p>
     <w:p>
       <w:pPr>
@@ -18886,14 +18890,14 @@
       <w:pPr>
         <w:pStyle w:val="Titulosgenerales"/>
       </w:pPr>
-      <w:bookmarkStart w:id="59" w:name="_Toc176443727"/>
-      <w:bookmarkStart w:id="60" w:name="_Toc225261904"/>
+      <w:bookmarkStart w:id="61" w:name="_Toc176443727"/>
+      <w:bookmarkStart w:id="62" w:name="_Toc225446422"/>
       <w:r>
         <w:lastRenderedPageBreak/>
         <w:t>Créditos</w:t>
       </w:r>
-      <w:bookmarkEnd w:id="59"/>
-      <w:bookmarkEnd w:id="60"/>
+      <w:bookmarkEnd w:id="61"/>
+      <w:bookmarkEnd w:id="62"/>
     </w:p>
     <w:tbl>
       <w:tblPr>
@@ -18926,7 +18930,7 @@
                 <w:lang w:val="es-419"/>
               </w:rPr>
             </w:pPr>
-            <w:bookmarkStart w:id="61" w:name="_Hlk154833079"/>
+            <w:bookmarkStart w:id="63" w:name="_Hlk154833079"/>
             <w:r>
               <w:rPr>
                 <w:lang w:val="es-419"/>
@@ -19282,7 +19286,13 @@
               <w:pStyle w:val="TextoTablas"/>
             </w:pPr>
             <w:r>
-              <w:t xml:space="preserve">Humano en Salud. Regional </w:t>
+              <w:t>Humano en Salud</w:t>
+            </w:r>
+            <w:r>
+              <w:t xml:space="preserve"> -</w:t>
+            </w:r>
+            <w:r>
+              <w:t xml:space="preserve"> Regional </w:t>
             </w:r>
           </w:p>
           <w:p>
@@ -19626,7 +19636,7 @@
           </w:p>
         </w:tc>
       </w:tr>
-      <w:bookmarkEnd w:id="61"/>
+      <w:bookmarkEnd w:id="63"/>
     </w:tbl>
     <w:p>
       <w:pPr>
@@ -36489,13 +36499,13 @@
 </file>
 
 <file path=customXml/itemProps2.xml><?xml version="1.0" encoding="utf-8"?>
-<ds:datastoreItem xmlns:ds="http://schemas.openxmlformats.org/officeDocument/2006/customXml" ds:itemID="{271CF2F6-C971-4EE1-8470-159829222420}"/>
+<ds:datastoreItem xmlns:ds="http://schemas.openxmlformats.org/officeDocument/2006/customXml" ds:itemID="{9A0DEA8D-665E-4937-B994-0980D58175FC}"/>
 </file>
 
 <file path=customXml/itemProps3.xml><?xml version="1.0" encoding="utf-8"?>
-<ds:datastoreItem xmlns:ds="http://schemas.openxmlformats.org/officeDocument/2006/customXml" ds:itemID="{D286AABB-A05A-4F6F-B6D8-FC9CD3332E1D}"/>
+<ds:datastoreItem xmlns:ds="http://schemas.openxmlformats.org/officeDocument/2006/customXml" ds:itemID="{1EECB881-FC26-45A7-ADA4-5F45596B42B8}"/>
 </file>
 
 <file path=customXml/itemProps4.xml><?xml version="1.0" encoding="utf-8"?>
-<ds:datastoreItem xmlns:ds="http://schemas.openxmlformats.org/officeDocument/2006/customXml" ds:itemID="{5A46204E-AA34-4F05-9059-484EC359EC9C}"/>
+<ds:datastoreItem xmlns:ds="http://schemas.openxmlformats.org/officeDocument/2006/customXml" ds:itemID="{20D0406E-8CD3-4FCB-B90A-E1B2E2A26880}"/>
 </file>